--- a/content/Bios/Doug_Graham.docx
+++ b/content/Bios/Doug_Graham.docx
@@ -1,129 +1,8 @@
 
 <file path=word/document.xml><?xml version="1.0" encoding="utf-8"?>
-<w:document xmlns:w14="http://schemas.microsoft.com/office/word/2010/wordml" xmlns:wp14="http://schemas.microsoft.com/office/word/2010/wordprocessingDrawing" xmlns:w="http://schemas.openxmlformats.org/wordprocessingml/2006/main" xmlns:m="http://schemas.openxmlformats.org/officeDocument/2006/math" xmlns:r="http://schemas.openxmlformats.org/officeDocument/2006/relationships" xmlns:o="urn:schemas-microsoft-com:office:office" xmlns:v="urn:schemas-microsoft-com:vml" xmlns:w10="urn:schemas-microsoft-com:office:word" xmlns:a="http://schemas.openxmlformats.org/drawingml/2006/main" xmlns:pic="http://schemas.openxmlformats.org/drawingml/2006/picture" xmlns:wp="http://schemas.openxmlformats.org/drawingml/2006/wordprocessingDrawing" xmlns:mc="http://schemas.openxmlformats.org/markup-compatibility/2006" mc:Ignorable="w14 wp14">
+<w:document xmlns:ns1="http://schemas.openxmlformats.org/markup-compatibility/2006" xmlns:ns2="http://schemas.microsoft.com/office/word/2010/wordml" xmlns:ns3="http://schemas.openxmlformats.org/officeDocument/2006/relationships" xmlns:w="http://schemas.openxmlformats.org/wordprocessingml/2006/main" ns1:Ignorable="w14 wp14">
   <w:body>
-    <w:p>
-      <w:pPr>
-        <w:pStyle w:val="FirstParagraph"/>
-        <w:spacing w:before="261" w:beforeAutospacing="off" w:after="261" w:afterAutospacing="off" w:line="300" w:lineRule="auto"/>
-      </w:pPr>
-      <w:r>
-        <w:rPr/>
-        <w:t xml:space="preserve">Doug is a Colorado native and graduated from Arvada West High </w:t>
-      </w:r>
-      <w:r>
-        <w:rPr/>
-        <w:t>school</w:t>
-      </w:r>
-      <w:r>
-        <w:rPr/>
-        <w:t xml:space="preserve">. </w:t>
-      </w:r>
-      <w:r>
-        <w:rPr/>
-        <w:t>He has had a</w:t>
-      </w:r>
-      <w:r>
-        <w:rPr/>
-        <w:t xml:space="preserve"> </w:t>
-      </w:r>
-      <w:r>
-        <w:rPr/>
-        <w:t>distinguished career as an association leader serving a total of 12 years.</w:t>
-      </w:r>
-      <w:r>
-        <w:rPr/>
-        <w:t xml:space="preserve"> He was elected a</w:t>
-      </w:r>
-      <w:r>
-        <w:rPr/>
-        <w:t xml:space="preserve"> </w:t>
-      </w:r>
-      <w:r>
-        <w:rPr/>
-        <w:t>Denver Area Director in 2000 and served as CHSBUA President from 2008-2010. He was</w:t>
-      </w:r>
-      <w:r>
-        <w:rPr/>
-        <w:t xml:space="preserve"> </w:t>
-      </w:r>
-      <w:r>
-        <w:rPr/>
-        <w:t>also instrumental in developing the new umpire rules training program.</w:t>
-      </w:r>
-      <w:r>
-        <w:rPr/>
-        <w:t xml:space="preserve"> </w:t>
-      </w:r>
-      <w:r>
-        <w:rPr/>
-        <w:t xml:space="preserve">As an umpire, Doug </w:t>
-      </w:r>
-      <w:r>
-        <w:rPr/>
-        <w:t>worked</w:t>
-      </w:r>
-      <w:r>
-        <w:rPr/>
-        <w:t xml:space="preserve"> </w:t>
-      </w:r>
-      <w:r>
-        <w:rPr/>
-        <w:t>numerous</w:t>
-      </w:r>
-      <w:r>
-        <w:rPr/>
-        <w:t xml:space="preserve"> playoff games and three state championship games.</w:t>
-      </w:r>
-      <w:r>
-        <w:rPr/>
-        <w:t xml:space="preserve"> </w:t>
-      </w:r>
-      <w:r>
-        <w:rPr/>
-        <w:t>He also worked in the Rocky Mountain Athletic and Mountain West Conferences.</w:t>
-      </w:r>
-      <w:r>
-        <w:rPr/>
-        <w:t xml:space="preserve"> </w:t>
-      </w:r>
-      <w:r>
-        <w:rPr/>
-        <w:t>Doug has also served his country in the US Air Force and is an Iraq War veteran. We thank</w:t>
-      </w:r>
-      <w:r>
-        <w:rPr/>
-        <w:t xml:space="preserve"> </w:t>
-      </w:r>
-      <w:r>
-        <w:rPr/>
-        <w:t>him for his service.</w:t>
-      </w:r>
-      <w:r>
-        <w:br/>
-      </w:r>
-      <w:r>
-        <w:br/>
-      </w:r>
-      <w:r>
-        <w:br/>
-      </w:r>
-      <w:r>
-        <w:rPr>
-          <w:rFonts w:ascii="Segoe UI" w:hAnsi="Segoe UI" w:eastAsia="Segoe UI" w:cs="Segoe UI"/>
-          <w:b w:val="1"/>
-          <w:bCs w:val="1"/>
-          <w:i w:val="0"/>
-          <w:iCs w:val="0"/>
-          <w:noProof w:val="0"/>
-          <w:sz w:val="31"/>
-          <w:szCs w:val="31"/>
-          <w:lang w:val="en-US"/>
-        </w:rPr>
-        <w:t>Revised Biography: Doug Graham</w:t>
-      </w:r>
-    </w:p>
-    <w:p>
+    <w:p ns2:paraId="25BA3C76" ns2:textId="1292DD5A">
       <w:pPr>
         <w:spacing w:before="210" w:beforeAutospacing="off" w:after="210" w:afterAutospacing="off" w:line="300" w:lineRule="auto"/>
         <w:rPr>
@@ -166,7 +45,7 @@
         </w:rPr>
         <w:t xml:space="preserve"> </w:t>
       </w:r>
-      <w:hyperlink r:id="R4cc2c27404d04ffc">
+      <w:hyperlink ns3:id="R4cc2c27404d04ffc">
         <w:r>
           <w:rPr>
             <w:rStyle w:val="Hyperlink"/>
@@ -226,7 +105,7 @@
         </w:rPr>
         <w:t xml:space="preserve">He has built a distinguished career as a leader within </w:t>
       </w:r>
-      <w:hyperlink r:id="R426fb375e1f84ded">
+      <w:hyperlink ns3:id="R426fb375e1f84ded">
         <w:r>
           <w:rPr>
             <w:rStyle w:val="Hyperlink"/>
@@ -327,7 +206,7 @@
         </w:rPr>
         <w:t xml:space="preserve"> in 2000 and later served as </w:t>
       </w:r>
-      <w:hyperlink r:id="R83c14bd2d6024267">
+      <w:hyperlink ns3:id="R83c14bd2d6024267">
         <w:r>
           <w:rPr>
             <w:rStyle w:val="Hyperlink"/>
@@ -415,7 +294,7 @@
         <w:t>, which continues to guide new officials today.</w:t>
       </w:r>
     </w:p>
-    <w:p>
+    <w:p ns2:paraId="741E5936" ns2:textId="4CF62885">
       <w:pPr>
         <w:spacing w:before="210" w:beforeAutospacing="off" w:after="210" w:afterAutospacing="off" w:line="300" w:lineRule="auto"/>
       </w:pPr>
@@ -489,7 +368,7 @@
         </w:rPr>
         <w:t xml:space="preserve"> postseason assignments, including three</w:t>
       </w:r>
-      <w:hyperlink r:id="Rb3e0ddef0c224b7a">
+      <w:hyperlink ns3:id="Rb3e0ddef0c224b7a">
         <w:r>
           <w:rPr>
             <w:rStyle w:val="Hyperlink"/>
@@ -550,7 +429,7 @@
         </w:rPr>
         <w:t xml:space="preserve"> His officiating career also extended into college baseball, where he worked in the </w:t>
       </w:r>
-      <w:hyperlink r:id="R0a1eea2db01e428f">
+      <w:hyperlink ns3:id="R0a1eea2db01e428f">
         <w:r>
           <w:rPr>
             <w:rStyle w:val="Hyperlink"/>
@@ -581,7 +460,7 @@
         </w:rPr>
         <w:t xml:space="preserve"> and the </w:t>
       </w:r>
-      <w:hyperlink r:id="Rbe9dc2716b1d45db">
+      <w:hyperlink ns3:id="Rbe9dc2716b1d45db">
         <w:r>
           <w:rPr>
             <w:rStyle w:val="Hyperlink"/>
@@ -613,7 +492,7 @@
         <w:t>.</w:t>
       </w:r>
     </w:p>
-    <w:p>
+    <w:p ns2:paraId="45C0757B" ns2:textId="2A390B1F">
       <w:pPr>
         <w:spacing w:before="210" w:beforeAutospacing="off" w:after="210" w:afterAutospacing="off" w:line="300" w:lineRule="auto"/>
       </w:pPr>
@@ -631,7 +510,7 @@
         </w:rPr>
         <w:t xml:space="preserve">In addition to his contributions to umpiring, Doug served his country in the </w:t>
       </w:r>
-      <w:hyperlink r:id="Rae32cd3cfb9d4a9d">
+      <w:hyperlink ns3:id="Rae32cd3cfb9d4a9d">
         <w:r>
           <w:rPr>
             <w:rStyle w:val="Hyperlink"/>
@@ -691,7 +570,7 @@
         <w:t>. His service and dedication, both on and off the field, are deeply appreciated.</w:t>
       </w:r>
     </w:p>
-    <w:p>
+    <w:p ns2:paraId="59BE2790" ns2:textId="4EE6CECE">
       <w:pPr>
         <w:pStyle w:val="BodyText"/>
       </w:pPr>
